--- a/docs/fiches-test/ESSAI_RESTAURATION.docx
+++ b/docs/fiches-test/ESSAI_RESTAURATION.docx
@@ -486,7 +486,7 @@
               <w:rPr>
                 <w:sz w:val="17"/>
               </w:rPr>
-              <w:t>Clôturer les caisses ouvertes, fermer l'application. Gestionnaire des tâches : aucun « Ma Boutique POS » ne tourne</w:t>
+              <w:t>Clôturer les caisses ouvertes, fermer l'application (« Quitter l'application » en bas du menu). Gestionnaire des tâches : aucun « Ma Boutique POS » ne tourne</w:t>
             </w:r>
           </w:p>
         </w:tc>
@@ -3832,7 +3832,7 @@
               <w:rPr>
                 <w:sz w:val="17"/>
               </w:rPr>
-              <w:t>Rebrancher, démarrer Windows, relancer par le script, se connecter</w:t>
+              <w:t>Rebrancher, démarrer Windows. Si l'application s'est ouverte seule sur la vraie base (démarrage avec Windows), la fermer d'abord : « Quitter l'application » en bas du menu (gérant ou admin). Puis relancer par le script, se connecter</w:t>
             </w:r>
           </w:p>
         </w:tc>
@@ -4233,7 +4233,7 @@
               <w:rPr>
                 <w:sz w:val="17"/>
               </w:rPr>
-              <w:t>Rebrancher, relancer par le script, se connecter</w:t>
+              <w:t>Rebrancher, démarrer Windows. Si l'application s'est ouverte seule sur la vraie base (démarrage avec Windows), la fermer d'abord : « Quitter l'application » en bas du menu (gérant ou admin). Puis relancer par le script, se connecter</w:t>
             </w:r>
           </w:p>
         </w:tc>
@@ -5105,7 +5105,7 @@
       <w:rPr>
         <w:sz w:val="16"/>
       </w:rPr>
-      <w:t xml:space="preserve">Essai de restauration — Ma Boutique POS — page </w:t>
+      <w:t xml:space="preserve">Essai de restauration sur le terminal de la boutique — page </w:t>
     </w:r>
     <w:r>
       <w:rPr>
